--- a/data/exports/kcet-motion-in-a-plane_revision_notes.docx
+++ b/data/exports/kcet-motion-in-a-plane_revision_notes.docx
@@ -164,10 +164,10 @@
             <w:r>
               <w:rPr>
                 <w:b/>
-                <w:color w:val="2B6CB0"/>
+                <w:color w:val="718096"/>
                 <w:sz w:val="19"/>
               </w:rPr>
-              <w:t>High</w:t>
+              <w:t>Moderate</w:t>
             </w:r>
           </w:p>
         </w:tc>
@@ -189,7 +189,7 @@
                 <w:color w:val="2D3748"/>
                 <w:sz w:val="19"/>
               </w:rPr>
-              <w:t>Kcet Motion In A Plane - Core Application</w:t>
+              <w:t>Projectile Motion &amp; Trajectory</w:t>
             </w:r>
           </w:p>
         </w:tc>
@@ -209,7 +209,7 @@
               <w:rPr>
                 <w:sz w:val="19"/>
               </w:rPr>
-              <w:t>9 PYQs</w:t>
+              <w:t>7 PYQs</w:t>
             </w:r>
           </w:p>
         </w:tc>
@@ -230,7 +230,94 @@
                 <w:color w:val="718096"/>
                 <w:sz w:val="19"/>
               </w:rPr>
-              <w:t>General Concept</w:t>
+              <w:t>Projectiles</w:t>
+            </w:r>
+          </w:p>
+        </w:tc>
+      </w:tr>
+      <w:tr>
+        <w:tc>
+          <w:tcPr>
+            <w:tcW w:type="dxa" w:w="2160"/>
+            <w:shd w:fill="FFFFFF"/>
+            <w:tcMar>
+              <w:top w:w="80" w:type="dxa"/>
+              <w:bottom w:w="80" w:type="dxa"/>
+              <w:left w:w="150" w:type="dxa"/>
+              <w:right w:w="150" w:type="dxa"/>
+            </w:tcMar>
+          </w:tcPr>
+          <w:p>
+            <w:r>
+              <w:rPr>
+                <w:b/>
+                <w:color w:val="718096"/>
+                <w:sz w:val="19"/>
+              </w:rPr>
+              <w:t>Standard</w:t>
+            </w:r>
+          </w:p>
+        </w:tc>
+        <w:tc>
+          <w:tcPr>
+            <w:tcW w:type="dxa" w:w="4320"/>
+            <w:shd w:fill="FFFFFF"/>
+            <w:tcMar>
+              <w:top w:w="80" w:type="dxa"/>
+              <w:bottom w:w="80" w:type="dxa"/>
+              <w:left w:w="150" w:type="dxa"/>
+              <w:right w:w="150" w:type="dxa"/>
+            </w:tcMar>
+          </w:tcPr>
+          <w:p>
+            <w:r>
+              <w:rPr>
+                <w:b/>
+                <w:color w:val="2D3748"/>
+                <w:sz w:val="19"/>
+              </w:rPr>
+              <w:t>Relative Velocity in 2D (Rain-Man &amp; River-Swimmer)</w:t>
+            </w:r>
+          </w:p>
+        </w:tc>
+        <w:tc>
+          <w:tcPr>
+            <w:tcW w:type="dxa" w:w="1728"/>
+            <w:shd w:fill="FFFFFF"/>
+            <w:tcMar>
+              <w:top w:w="80" w:type="dxa"/>
+              <w:bottom w:w="80" w:type="dxa"/>
+              <w:left w:w="150" w:type="dxa"/>
+              <w:right w:w="150" w:type="dxa"/>
+            </w:tcMar>
+          </w:tcPr>
+          <w:p>
+            <w:r>
+              <w:rPr>
+                <w:sz w:val="19"/>
+              </w:rPr>
+              <w:t>2 PYQs</w:t>
+            </w:r>
+          </w:p>
+        </w:tc>
+        <w:tc>
+          <w:tcPr>
+            <w:tcW w:type="dxa" w:w="1872"/>
+            <w:shd w:fill="FFFFFF"/>
+            <w:tcMar>
+              <w:top w:w="80" w:type="dxa"/>
+              <w:bottom w:w="80" w:type="dxa"/>
+              <w:left w:w="150" w:type="dxa"/>
+              <w:right w:w="150" w:type="dxa"/>
+            </w:tcMar>
+          </w:tcPr>
+          <w:p>
+            <w:r>
+              <w:rPr>
+                <w:color w:val="718096"/>
+                <w:sz w:val="19"/>
+              </w:rPr>
+              <w:t>Relative Motion</w:t>
             </w:r>
           </w:p>
         </w:tc>
@@ -311,6 +398,98 @@
           </w:p>
         </w:tc>
       </w:tr>
+      <w:tr>
+        <w:tc>
+          <w:tcPr>
+            <w:tcW w:type="dxa" w:w="3600"/>
+            <w:shd w:fill="F7FAFC"/>
+            <w:tcMar>
+              <w:top w:w="100" w:type="dxa"/>
+              <w:bottom w:w="100" w:type="dxa"/>
+              <w:left w:w="150" w:type="dxa"/>
+              <w:right w:w="150" w:type="dxa"/>
+            </w:tcMar>
+          </w:tcPr>
+          <w:p>
+            <w:r>
+              <w:rPr>
+                <w:b/>
+                <w:color w:val="1A365D"/>
+                <w:sz w:val="19"/>
+              </w:rPr>
+              <w:t>Projectile Motion &amp; Trajectory</w:t>
+            </w:r>
+          </w:p>
+        </w:tc>
+        <w:tc>
+          <w:tcPr>
+            <w:tcW w:type="dxa" w:w="6480"/>
+            <w:shd w:fill="F7FAFC"/>
+            <w:tcMar>
+              <w:top w:w="100" w:type="dxa"/>
+              <w:bottom w:w="100" w:type="dxa"/>
+              <w:left w:w="150" w:type="dxa"/>
+              <w:right w:w="150" w:type="dxa"/>
+            </w:tcMar>
+          </w:tcPr>
+          <w:p>
+            <w:r>
+              <w:rPr>
+                <w:rFonts w:ascii="Cambria Math" w:hAnsi="Cambria Math"/>
+                <w:color w:val="2D3748"/>
+                <w:sz w:val="19"/>
+              </w:rPr>
+              <w:t>T = \frac{2u\sin\theta}{g}, \quad H = \frac{u^2\sin^2\theta}{2g}, \quad R = \frac{u^2\sin 2\theta}{g}, \quad y = x\tan\theta\left(1 - \frac{x}{R}\right)</w:t>
+            </w:r>
+          </w:p>
+        </w:tc>
+      </w:tr>
+      <w:tr>
+        <w:tc>
+          <w:tcPr>
+            <w:tcW w:type="dxa" w:w="3600"/>
+            <w:shd w:fill="FFFFFF"/>
+            <w:tcMar>
+              <w:top w:w="100" w:type="dxa"/>
+              <w:bottom w:w="100" w:type="dxa"/>
+              <w:left w:w="150" w:type="dxa"/>
+              <w:right w:w="150" w:type="dxa"/>
+            </w:tcMar>
+          </w:tcPr>
+          <w:p>
+            <w:r>
+              <w:rPr>
+                <w:b/>
+                <w:color w:val="1A365D"/>
+                <w:sz w:val="19"/>
+              </w:rPr>
+              <w:t>Relative Velocity in 2D (Rain-Man &amp; River-Swimmer)</w:t>
+            </w:r>
+          </w:p>
+        </w:tc>
+        <w:tc>
+          <w:tcPr>
+            <w:tcW w:type="dxa" w:w="6480"/>
+            <w:shd w:fill="FFFFFF"/>
+            <w:tcMar>
+              <w:top w:w="100" w:type="dxa"/>
+              <w:bottom w:w="100" w:type="dxa"/>
+              <w:left w:w="150" w:type="dxa"/>
+              <w:right w:w="150" w:type="dxa"/>
+            </w:tcMar>
+          </w:tcPr>
+          <w:p>
+            <w:r>
+              <w:rPr>
+                <w:rFonts w:ascii="Cambria Math" w:hAnsi="Cambria Math"/>
+                <w:color w:val="2D3748"/>
+                <w:sz w:val="19"/>
+              </w:rPr>
+              <w:t>\vec{v}_{A/B} = \vec{v}_A - \vec{v}_B, \quad t_{\text{min}} = \frac{d}{v_{\text{br}}}, \quad \text{Drift} = (v_r - v_{\text{br}}\sin\theta)t</w:t>
+            </w:r>
+          </w:p>
+        </w:tc>
+      </w:tr>
     </w:tbl>
     <w:p>
       <w:pPr>
@@ -338,7 +517,7 @@
           <w:color w:val="2B6CB0"/>
           <w:sz w:val="24"/>
         </w:rPr>
-        <w:t>3.1 Kcet Motion In A Plane - Core Application (High Yield — 9 PYQs)</w:t>
+        <w:t>3.1 Projectile Motion &amp; Trajectory (Moderate Yield — 7 PYQs)</w:t>
       </w:r>
     </w:p>
     <w:p>
@@ -353,7 +532,7 @@
         <w:rPr>
           <w:sz w:val="20"/>
         </w:rPr>
-        <w:t>Key problem pattern in Kcet Motion In A Plane.</w:t>
+        <w:t>2D motion under constant gravity with independent horizontal and vertical components.</w:t>
       </w:r>
     </w:p>
     <w:tbl>
@@ -391,7 +570,7 @@
                 <w:color w:val="2D3748"/>
                 <w:sz w:val="19"/>
               </w:rPr>
-              <w:t>Watch for algebraic and sign errors.</w:t>
+              <w:t>Range is identical for complementary angles (θ and 90° - θ), but flight time and maximum height differ.</w:t>
             </w:r>
           </w:p>
         </w:tc>
@@ -432,7 +611,7 @@
                 <w:color w:val="2D3748"/>
                 <w:sz w:val="19"/>
               </w:rPr>
-              <w:t>Verify dimensions and boundary conditions.</w:t>
+              <w:t>Equation of trajectory form y = xtanθ(1 - x/R) allows fast calculation of range when trajectory coordinates are given.</w:t>
             </w:r>
           </w:p>
         </w:tc>
@@ -522,6 +701,187 @@
           <w:sz w:val="18"/>
         </w:rPr>
         <w:t xml:space="preserve">"Two objects are projected at an angle θ° and (90-θ°) , to the horizontal with the same speed. The ratio of their..."  </w:t>
+      </w:r>
+      <w:r>
+        <w:rPr>
+          <w:b/>
+          <w:color w:val="2B6CB0"/>
+          <w:sz w:val="18"/>
+        </w:rPr>
+        <w:t>[Ans: N/A]</w:t>
+      </w:r>
+    </w:p>
+    <w:p>
+      <w:pPr>
+        <w:spacing w:after="120"/>
+      </w:pPr>
+    </w:p>
+    <w:p>
+      <w:pPr>
+        <w:pStyle w:val="Heading2"/>
+      </w:pPr>
+      <w:r>
+        <w:rPr>
+          <w:color w:val="2B6CB0"/>
+          <w:sz w:val="24"/>
+        </w:rPr>
+        <w:t>3.2 Relative Velocity in 2D (Rain-Man &amp; River-Swimmer) (Standard Yield — 2 PYQs)</w:t>
+      </w:r>
+    </w:p>
+    <w:p>
+      <w:r>
+        <w:rPr>
+          <w:b/>
+          <w:sz w:val="20"/>
+        </w:rPr>
+        <w:t xml:space="preserve">Core Principle: </w:t>
+      </w:r>
+      <w:r>
+        <w:rPr>
+          <w:sz w:val="20"/>
+        </w:rPr>
+        <w:t>Relative vector addition in planar motion, umbrella holding angle for rain, and river crossing optimization.</w:t>
+      </w:r>
+    </w:p>
+    <w:tbl>
+      <w:tblPr>
+        <w:tblW w:type="auto" w:w="0"/>
+        <w:jc w:val="center"/>
+        <w:tblLook w:firstColumn="1" w:firstRow="1" w:lastColumn="0" w:lastRow="0" w:noHBand="0" w:noVBand="1" w:val="04A0"/>
+      </w:tblPr>
+      <w:tblGrid>
+        <w:gridCol w:w="10080"/>
+      </w:tblGrid>
+      <w:tr>
+        <w:tc>
+          <w:tcPr>
+            <w:tcW w:type="dxa" w:w="10080"/>
+            <w:shd w:fill="FFF5F5"/>
+            <w:tcMar>
+              <w:top w:w="100" w:type="dxa"/>
+              <w:bottom w:w="100" w:type="dxa"/>
+              <w:left w:w="150" w:type="dxa"/>
+              <w:right w:w="150" w:type="dxa"/>
+            </w:tcMar>
+          </w:tcPr>
+          <w:p>
+            <w:r>
+              <w:rPr>
+                <w:b/>
+                <w:color w:val="C53030"/>
+                <w:sz w:val="19"/>
+              </w:rPr>
+              <w:t xml:space="preserve">⚠️ Common Trap / JEE Pitfall: </w:t>
+            </w:r>
+            <w:r>
+              <w:rPr>
+                <w:color w:val="2D3748"/>
+                <w:sz w:val="19"/>
+              </w:rPr>
+              <w:t>To cross a river in shortest time, head perpendicular to the river flow (θ = 90° relative to bank).</w:t>
+            </w:r>
+          </w:p>
+        </w:tc>
+      </w:tr>
+    </w:tbl>
+    <w:tbl>
+      <w:tblPr>
+        <w:tblW w:type="auto" w:w="0"/>
+        <w:jc w:val="center"/>
+        <w:tblLook w:firstColumn="1" w:firstRow="1" w:lastColumn="0" w:lastRow="0" w:noHBand="0" w:noVBand="1" w:val="04A0"/>
+      </w:tblPr>
+      <w:tblGrid>
+        <w:gridCol w:w="10080"/>
+      </w:tblGrid>
+      <w:tr>
+        <w:tc>
+          <w:tcPr>
+            <w:tcW w:type="dxa" w:w="10080"/>
+            <w:shd w:fill="F0FFF4"/>
+            <w:tcMar>
+              <w:top w:w="100" w:type="dxa"/>
+              <w:bottom w:w="100" w:type="dxa"/>
+              <w:left w:w="150" w:type="dxa"/>
+              <w:right w:w="150" w:type="dxa"/>
+            </w:tcMar>
+          </w:tcPr>
+          <w:p>
+            <w:r>
+              <w:rPr>
+                <w:b/>
+                <w:color w:val="276749"/>
+                <w:sz w:val="19"/>
+              </w:rPr>
+              <w:t xml:space="preserve">💡 Speed Hack / Trick: </w:t>
+            </w:r>
+            <w:r>
+              <w:rPr>
+                <w:color w:val="2D3748"/>
+                <w:sz w:val="19"/>
+              </w:rPr>
+              <w:t>To cross with zero drift (shortest path), swim upstream such that sinθ = \fracv_(river)v_(swimmer) (requires v_(swimmer) &gt; v_(river)).</w:t>
+            </w:r>
+          </w:p>
+        </w:tc>
+      </w:tr>
+    </w:tbl>
+    <w:p>
+      <w:pPr>
+        <w:spacing w:before="120" w:after="40"/>
+      </w:pPr>
+      <w:r>
+        <w:rPr>
+          <w:b/>
+          <w:color w:val="1A365D"/>
+          <w:sz w:val="19"/>
+        </w:rPr>
+        <w:t>Source PYQs testing this concept:</w:t>
+      </w:r>
+    </w:p>
+    <w:p>
+      <w:pPr>
+        <w:pStyle w:val="ListBullet"/>
+        <w:spacing w:after="40"/>
+      </w:pPr>
+      <w:r>
+        <w:rPr>
+          <w:b/>
+          <w:sz w:val="18"/>
+        </w:rPr>
+        <w:t xml:space="preserve">[2021 Shift] Q#3 (MCQ): </w:t>
+      </w:r>
+      <w:r>
+        <w:rPr>
+          <w:sz w:val="18"/>
+        </w:rPr>
+        <w:t xml:space="preserve">"A particle starts from the origin at t=0 with a velocity of 10ĵms^-1 and move in the x - y plane with a constant acceleratio..."  </w:t>
+      </w:r>
+      <w:r>
+        <w:rPr>
+          <w:b/>
+          <w:color w:val="2B6CB0"/>
+          <w:sz w:val="18"/>
+        </w:rPr>
+        <w:t>[Ans: N/A]</w:t>
+      </w:r>
+    </w:p>
+    <w:p>
+      <w:pPr>
+        <w:pStyle w:val="ListBullet"/>
+        <w:spacing w:after="40"/>
+      </w:pPr>
+      <w:r>
+        <w:rPr>
+          <w:b/>
+          <w:sz w:val="18"/>
+        </w:rPr>
+        <w:t xml:space="preserve">[2020 Shift] Q#4 (MCQ): </w:t>
+      </w:r>
+      <w:r>
+        <w:rPr>
+          <w:sz w:val="18"/>
+        </w:rPr>
+        <w:t xml:space="preserve">"Rain is falling vertically with a speed of 12ms^-1 . A woman rides a bicycles with a speed of 12ms^-1 in east to west direction. Wha..."  </w:t>
       </w:r>
       <w:r>
         <w:rPr>
@@ -662,6 +1022,127 @@
               <w:t>Solution Analysis:</w:t>
               <w:br/>
               <w:t>For a projectile, the maximum height is given by H=\fracu^2sin^2θ2g Here both bodies are projected with the same velocity, so u is the same for both. Also, g is the same. So maximum height depends only on sin^2θ . For the first body, θ=30° H_(1)=\fracu^2sin^230°2g For the second body, θ=45° H_(2)=\fracu^2sin^245°2g So, \fracH_(1)H_(2)=\fracsin^230°sin^245° We know, sin30°=(1 / 2) and sin45°=\frac1√(2) So, \fracH_(1)H_(2)=\frac((1 / 2))^2(\frac1√(2))^2 =((1 / 4) / (1 / 2))=(1 / 2) Hence, H_(1):H_(2)=1:2 The correct option is Option B, 1:2 .</w:t>
+            </w:r>
+          </w:p>
+        </w:tc>
+      </w:tr>
+    </w:tbl>
+    <w:p>
+      <w:pPr>
+        <w:spacing w:after="120"/>
+      </w:pPr>
+    </w:p>
+    <w:p>
+      <w:pPr>
+        <w:spacing w:before="160" w:after="40"/>
+      </w:pPr>
+      <w:r>
+        <w:rPr>
+          <w:b/>
+          <w:color w:val="1A365D"/>
+          <w:sz w:val="22"/>
+        </w:rPr>
+        <w:t>Benchmark Problem 2: KCET 2021 (Q#3)</w:t>
+      </w:r>
+    </w:p>
+    <w:p>
+      <w:pPr>
+        <w:spacing w:after="80"/>
+      </w:pPr>
+      <w:r>
+        <w:rPr>
+          <w:sz w:val="20"/>
+        </w:rPr>
+        <w:t>A particle starts from the origin at t=0 with a velocity of 10ĵms^-1 and move in the x - y plane with a constant acceleration of (8î+2ĵ)ms^-2 . At an instant when the x -coordinate of the particle is 16m,y -coordinate of the particle is</w:t>
+      </w:r>
+    </w:p>
+    <w:p>
+      <w:pPr>
+        <w:pStyle w:val="ListBullet"/>
+        <w:spacing w:after="20"/>
+      </w:pPr>
+      <w:r>
+        <w:rPr>
+          <w:sz w:val="19"/>
+        </w:rPr>
+        <w:t>(A) 16 m</w:t>
+      </w:r>
+    </w:p>
+    <w:p>
+      <w:pPr>
+        <w:pStyle w:val="ListBullet"/>
+        <w:spacing w:after="20"/>
+      </w:pPr>
+      <w:r>
+        <w:rPr>
+          <w:sz w:val="19"/>
+        </w:rPr>
+        <w:t>(B) 28 m</w:t>
+      </w:r>
+    </w:p>
+    <w:p>
+      <w:pPr>
+        <w:pStyle w:val="ListBullet"/>
+        <w:spacing w:after="20"/>
+      </w:pPr>
+      <w:r>
+        <w:rPr>
+          <w:sz w:val="19"/>
+        </w:rPr>
+        <w:t>(C) 36 m</w:t>
+      </w:r>
+    </w:p>
+    <w:p>
+      <w:pPr>
+        <w:pStyle w:val="ListBullet"/>
+        <w:spacing w:after="20"/>
+      </w:pPr>
+      <w:r>
+        <w:rPr>
+          <w:sz w:val="19"/>
+        </w:rPr>
+        <w:t>(D) 24 m</w:t>
+      </w:r>
+    </w:p>
+    <w:tbl>
+      <w:tblPr>
+        <w:tblW w:type="auto" w:w="0"/>
+        <w:jc w:val="center"/>
+        <w:tblLook w:firstColumn="1" w:firstRow="1" w:lastColumn="0" w:lastRow="0" w:noHBand="0" w:noVBand="1" w:val="04A0"/>
+      </w:tblPr>
+      <w:tblGrid>
+        <w:gridCol w:w="10080"/>
+      </w:tblGrid>
+      <w:tr>
+        <w:tc>
+          <w:tcPr>
+            <w:tcW w:type="dxa" w:w="10080"/>
+            <w:shd w:fill="F7FAFC"/>
+            <w:tcMar>
+              <w:top w:w="100" w:type="dxa"/>
+              <w:bottom w:w="100" w:type="dxa"/>
+              <w:left w:w="150" w:type="dxa"/>
+              <w:right w:w="150" w:type="dxa"/>
+            </w:tcMar>
+          </w:tcPr>
+          <w:p>
+            <w:r>
+              <w:rPr>
+                <w:b/>
+                <w:color w:val="1A365D"/>
+                <w:sz w:val="19"/>
+              </w:rPr>
+              <w:t>Correct Answer: None</w:t>
+              <w:br/>
+            </w:r>
+            <w:r>
+              <w:rPr>
+                <w:color w:val="2D3748"/>
+                <w:sz w:val="18"/>
+              </w:rPr>
+              <w:t>Solution Analysis:</w:t>
+              <w:br/>
+              <w:t>Given, u=10ĵms^-1,a=8î+2ĵms^-2 x=16m Using equation of motion, s=ut+(1 / 2)at^2 xî+yĵ=10ĵ × t+(1 / 2)(8î+2ĵ)t^2 ⇒ 16î+yĵ=10ĵ+4t^2î+t^2ĵ Comparing both sides, we get 4t^2=16 ⇒ t=2s and y=10t+t^2 =10 × 2+(2)^2 =24m</w:t>
             </w:r>
           </w:p>
         </w:tc>

--- a/data/exports/kcet-motion-in-a-plane_revision_notes.docx
+++ b/data/exports/kcet-motion-in-a-plane_revision_notes.docx
@@ -13,7 +13,7 @@
           <w:color w:val="1A365D"/>
           <w:sz w:val="44"/>
         </w:rPr>
-        <w:t>JEE MAIN REVISION MASTER: MOTION IN A PLANE 2026 1 QUESTIONS 1.67% WEIGHTAGE</w:t>
+        <w:t>JEE MAIN REVISION MASTER: MOTION IN A PLANE</w:t>
       </w:r>
     </w:p>
     <w:p>
@@ -164,10 +164,10 @@
             <w:r>
               <w:rPr>
                 <w:b/>
-                <w:color w:val="718096"/>
+                <w:color w:val="2B6CB0"/>
                 <w:sz w:val="19"/>
               </w:rPr>
-              <w:t>Moderate</w:t>
+              <w:t>High</w:t>
             </w:r>
           </w:p>
         </w:tc>
@@ -209,7 +209,7 @@
               <w:rPr>
                 <w:sz w:val="19"/>
               </w:rPr>
-              <w:t>7 PYQs</w:t>
+              <w:t>8 PYQs</w:t>
             </w:r>
           </w:p>
         </w:tc>
@@ -296,7 +296,7 @@
               <w:rPr>
                 <w:sz w:val="19"/>
               </w:rPr>
-              <w:t>2 PYQs</w:t>
+              <w:t>1 PYQs</w:t>
             </w:r>
           </w:p>
         </w:tc>
@@ -517,7 +517,7 @@
           <w:color w:val="2B6CB0"/>
           <w:sz w:val="24"/>
         </w:rPr>
-        <w:t>3.1 Projectile Motion &amp; Trajectory (Moderate Yield — 7 PYQs)</w:t>
+        <w:t>3.1 Projectile Motion &amp; Trajectory (High Yield — 8 PYQs)</w:t>
       </w:r>
     </w:p>
     <w:p>
@@ -725,7 +725,7 @@
           <w:color w:val="2B6CB0"/>
           <w:sz w:val="24"/>
         </w:rPr>
-        <w:t>3.2 Relative Velocity in 2D (Rain-Man &amp; River-Swimmer) (Standard Yield — 2 PYQs)</w:t>
+        <w:t>3.2 Relative Velocity in 2D (Rain-Man &amp; River-Swimmer) (Standard Yield — 1 PYQs)</w:t>
       </w:r>
     </w:p>
     <w:p>
@@ -836,33 +836,6 @@
           <w:sz w:val="19"/>
         </w:rPr>
         <w:t>Source PYQs testing this concept:</w:t>
-      </w:r>
-    </w:p>
-    <w:p>
-      <w:pPr>
-        <w:pStyle w:val="ListBullet"/>
-        <w:spacing w:after="40"/>
-      </w:pPr>
-      <w:r>
-        <w:rPr>
-          <w:b/>
-          <w:sz w:val="18"/>
-        </w:rPr>
-        <w:t xml:space="preserve">[2021 Shift] Q#3 (MCQ): </w:t>
-      </w:r>
-      <w:r>
-        <w:rPr>
-          <w:sz w:val="18"/>
-        </w:rPr>
-        <w:t xml:space="preserve">"A particle starts from the origin at t=0 with a velocity of 10ĵms^-1 and move in the x - y plane with a constant acceleratio..."  </w:t>
-      </w:r>
-      <w:r>
-        <w:rPr>
-          <w:b/>
-          <w:color w:val="2B6CB0"/>
-          <w:sz w:val="18"/>
-        </w:rPr>
-        <w:t>[Ans: N/A]</w:t>
       </w:r>
     </w:p>
     <w:p>
@@ -1042,7 +1015,7 @@
           <w:color w:val="1A365D"/>
           <w:sz w:val="22"/>
         </w:rPr>
-        <w:t>Benchmark Problem 2: KCET 2021 (Q#3)</w:t>
+        <w:t>Benchmark Problem 2: KCET 2020 (Q#4)</w:t>
       </w:r>
     </w:p>
     <w:p>
@@ -1053,7 +1026,7 @@
         <w:rPr>
           <w:sz w:val="20"/>
         </w:rPr>
-        <w:t>A particle starts from the origin at t=0 with a velocity of 10ĵms^-1 and move in the x - y plane with a constant acceleration of (8î+2ĵ)ms^-2 . At an instant when the x -coordinate of the particle is 16m,y -coordinate of the particle is</w:t>
+        <w:t>Rain is falling vertically with a speed of 12ms^-1 . A woman rides a bicycles with a speed of 12ms^-1 in east to west direction. What is the direction in which she should hold her umbrella?</w:t>
       </w:r>
     </w:p>
     <w:p>
@@ -1065,7 +1038,7 @@
         <w:rPr>
           <w:sz w:val="19"/>
         </w:rPr>
-        <w:t>(A) 16 m</w:t>
+        <w:t>(A) 30° , towards east</w:t>
       </w:r>
     </w:p>
     <w:p>
@@ -1077,7 +1050,7 @@
         <w:rPr>
           <w:sz w:val="19"/>
         </w:rPr>
-        <w:t>(B) 28 m</w:t>
+        <w:t>(B) 45° , towards east</w:t>
       </w:r>
     </w:p>
     <w:p>
@@ -1089,7 +1062,7 @@
         <w:rPr>
           <w:sz w:val="19"/>
         </w:rPr>
-        <w:t>(C) 36 m</w:t>
+        <w:t>(C) 30° , towards west</w:t>
       </w:r>
     </w:p>
     <w:p>
@@ -1101,7 +1074,7 @@
         <w:rPr>
           <w:sz w:val="19"/>
         </w:rPr>
-        <w:t>(D) 24 m</w:t>
+        <w:t>(D) 45° , towards west</w:t>
       </w:r>
     </w:p>
     <w:tbl>
@@ -1142,7 +1115,7 @@
               </w:rPr>
               <w:t>Solution Analysis:</w:t>
               <w:br/>
-              <w:t>Given, u=10ĵms^-1,a=8î+2ĵms^-2 x=16m Using equation of motion, s=ut+(1 / 2)at^2 xî+yĵ=10ĵ × t+(1 / 2)(8î+2ĵ)t^2 ⇒ 16î+yĵ=10ĵ+4t^2î+t^2ĵ Comparing both sides, we get 4t^2=16 ⇒ t=2s and y=10t+t^2 =10 × 2+(2)^2 =24m</w:t>
+              <w:t>The given situation is shown below Here, velocity of rain, v_(r)=12ms^-1 and velocity of woman, v_(w)=12ms^-1 The relative velocity of rain w.r.t. woman is v_(nw) =√(v_(w)^2+v_r)^2 =√((12)^2)+(12)^2=12√(2)ms^-1 The direction in which the woman should hold her umbrella is sinθ =\fracv_(w)v_(rw)=\frac1212√(2) ⇒ θ =sin^-1(\frac1√(2))=45°,towards east</w:t>
             </w:r>
           </w:p>
         </w:tc>

--- a/data/exports/kcet-motion-in-a-plane_revision_notes.docx
+++ b/data/exports/kcet-motion-in-a-plane_revision_notes.docx
@@ -189,7 +189,7 @@
                 <w:color w:val="2D3748"/>
                 <w:sz w:val="19"/>
               </w:rPr>
-              <w:t>Projectile Motion &amp; Trajectory</w:t>
+              <w:t>Projectile Motion: Range, Maximum Height &amp; Flight Time</w:t>
             </w:r>
           </w:p>
         </w:tc>
@@ -230,7 +230,7 @@
                 <w:color w:val="718096"/>
                 <w:sz w:val="19"/>
               </w:rPr>
-              <w:t>Projectiles</w:t>
+              <w:t>2D Kinematics</w:t>
             </w:r>
           </w:p>
         </w:tc>
@@ -276,7 +276,7 @@
                 <w:color w:val="2D3748"/>
                 <w:sz w:val="19"/>
               </w:rPr>
-              <w:t>Relative Velocity in 2D (Rain-Man &amp; River-Swimmer)</w:t>
+              <w:t>Relative Velocity in 2D (Rain-Man &amp; River-Boat)</w:t>
             </w:r>
           </w:p>
         </w:tc>
@@ -417,7 +417,7 @@
                 <w:color w:val="1A365D"/>
                 <w:sz w:val="19"/>
               </w:rPr>
-              <w:t>Projectile Motion &amp; Trajectory</w:t>
+              <w:t>Projectile Motion: Range, Maximum Height &amp; Flight Time</w:t>
             </w:r>
           </w:p>
         </w:tc>
@@ -439,7 +439,7 @@
                 <w:color w:val="2D3748"/>
                 <w:sz w:val="19"/>
               </w:rPr>
-              <w:t>T = \frac{2u\sin\theta}{g}, \quad H = \frac{u^2\sin^2\theta}{2g}, \quad R = \frac{u^2\sin 2\theta}{g}, \quad y = x\tan\theta\left(1 - \frac{x}{R}\right)</w:t>
+              <w:t>R = \frac{u^2 \\sin 2\\theta}{g}, \quad H = \frac{u^2 \\sin^2\\theta}{2g}, \quad R_{\max} = \frac{u^2}{g} \ (\text{at } \\theta=45^\\circ)</w:t>
             </w:r>
           </w:p>
         </w:tc>
@@ -463,7 +463,7 @@
                 <w:color w:val="1A365D"/>
                 <w:sz w:val="19"/>
               </w:rPr>
-              <w:t>Relative Velocity in 2D (Rain-Man &amp; River-Swimmer)</w:t>
+              <w:t>Relative Velocity in 2D (Rain-Man &amp; River-Boat)</w:t>
             </w:r>
           </w:p>
         </w:tc>
@@ -485,7 +485,7 @@
                 <w:color w:val="2D3748"/>
                 <w:sz w:val="19"/>
               </w:rPr>
-              <w:t>\vec{v}_{A/B} = \vec{v}_A - \vec{v}_B, \quad t_{\text{min}} = \frac{d}{v_{\text{br}}}, \quad \text{Drift} = (v_r - v_{\text{br}}\sin\theta)t</w:t>
+              <w:t>t_{\min} = \frac{d}{v_b}, \quad \text{Shortest Path: } \\sin\\theta = \frac{v_{\text{river}}}{v_{\text{boat}}}, \quad \vec{v}_{\text{rain, man}} = \vec{v}_r - \vec{v}_m</w:t>
             </w:r>
           </w:p>
         </w:tc>
@@ -517,7 +517,7 @@
           <w:color w:val="2B6CB0"/>
           <w:sz w:val="24"/>
         </w:rPr>
-        <w:t>3.1 Projectile Motion &amp; Trajectory (High Yield — 8 PYQs)</w:t>
+        <w:t>3.1 Projectile Motion: Range, Maximum Height &amp; Flight Time (High Yield — 8 PYQs)</w:t>
       </w:r>
     </w:p>
     <w:p>
@@ -532,7 +532,7 @@
         <w:rPr>
           <w:sz w:val="20"/>
         </w:rPr>
-        <w:t>2D motion under constant gravity with independent horizontal and vertical components.</w:t>
+        <w:t>2D parabolic projectile motion under uniform downward gravity. Horizontal range R = (u^2sin 2θ / g), maximum height H = (u^2sin^2θ / 2g), flight time T = (2usinθ / g). Horizontal velocity ucosθ remains invariant throughout.</w:t>
       </w:r>
     </w:p>
     <w:tbl>
@@ -570,7 +570,7 @@
                 <w:color w:val="2D3748"/>
                 <w:sz w:val="19"/>
               </w:rPr>
-              <w:t>Range is identical for complementary angles (θ and 90° - θ), but flight time and maximum height differ.</w:t>
+              <w:t>Horizontal range is identical for complementary angles θ and (90° - θ), but maximum heights and flight times are different!</w:t>
             </w:r>
           </w:p>
         </w:tc>
@@ -611,7 +611,7 @@
                 <w:color w:val="2D3748"/>
                 <w:sz w:val="19"/>
               </w:rPr>
-              <w:t>Equation of trajectory form y = xtanθ(1 - x/R) allows fast calculation of range when trajectory coordinates are given.</w:t>
+              <w:t>Relation between Range and Max Height: R = 4H\cotθ. At θ = 45°, R = 4H.</w:t>
             </w:r>
           </w:p>
         </w:tc>
@@ -725,7 +725,7 @@
           <w:color w:val="2B6CB0"/>
           <w:sz w:val="24"/>
         </w:rPr>
-        <w:t>3.2 Relative Velocity in 2D (Rain-Man &amp; River-Swimmer) (Standard Yield — 1 PYQs)</w:t>
+        <w:t>3.2 Relative Velocity in 2D (Rain-Man &amp; River-Boat) (Standard Yield — 1 PYQs)</w:t>
       </w:r>
     </w:p>
     <w:p>
@@ -740,7 +740,7 @@
         <w:rPr>
           <w:sz w:val="20"/>
         </w:rPr>
-        <w:t>Relative vector addition in planar motion, umbrella holding angle for rain, and river crossing optimization.</w:t>
+        <w:t>Relative velocity vec(v)_(AB) = vec(v)_A - vec(v)_B. Crossing a river in shortest time requires heading directly perpendicular to the bank (t_(\min) = d/v_b). Crossing along the shortest path (zero drift) requires swimming upstream at sinθ = v_r/v_b.</w:t>
       </w:r>
     </w:p>
     <w:tbl>
@@ -778,7 +778,7 @@
                 <w:color w:val="2D3748"/>
                 <w:sz w:val="19"/>
               </w:rPr>
-              <w:t>To cross a river in shortest time, head perpendicular to the river flow (θ = 90° relative to bank).</w:t>
+              <w:t>To protect from vertically falling rain when walking forward, hold the umbrella tilted FORWARD in the direction of motion at tanθ = v_m/v_r.</w:t>
             </w:r>
           </w:p>
         </w:tc>
@@ -819,7 +819,7 @@
                 <w:color w:val="2D3748"/>
                 <w:sz w:val="19"/>
               </w:rPr>
-              <w:t>To cross with zero drift (shortest path), swim upstream such that sinθ = \fracv_(river)v_(swimmer) (requires v_(swimmer) &gt; v_(river)).</w:t>
+              <w:t>Shortest path across a river is only possible if swimmer speed v_b &gt; v_r. If v_b &lt; v_r, zero drift is impossible.</w:t>
             </w:r>
           </w:p>
         </w:tc>
